--- a/por/docx/05.content.docx
+++ b/por/docx/05.content.docx
@@ -11,6 +11,15 @@
         <w:pStyle w:val="Heading2"/>
       </w:pPr>
       <w:r>
+        <w:t>Resource: Notas de Estudo (Tyndale)</w:t>
+      </w:r>
+      <w:r/>
+    </w:p>
+    <w:p>
+      <w:pPr>
+        <w:pStyle w:val="Heading2"/>
+      </w:pPr>
+      <w:r>
         <w:t>License Information</w:t>
       </w:r>
       <w:r/>
@@ -21,7 +30,7 @@
         <w:rPr>
           <w:b/>
         </w:rPr>
-        <w:t>Study Notes (Tyndale)</w:t>
+        <w:t>Notas de Estudo (Tyndale)</w:t>
       </w:r>
       <w:r>
         <w:t xml:space="preserve"> (Portuguese) is based on</w:t>
@@ -74,7 +83,7 @@
         <w:pStyle w:val="Heading1"/>
       </w:pPr>
       <w:r>
-        <w:t>Study Notes (Tyndale)</w:t>
+        <w:t>Notas de Estudo (Tyndale)</w:t>
       </w:r>
     </w:p>
     <w:p>
@@ -83,6 +92,51 @@
           <w:headerReference w:type="even" r:id="rId8"/>
           <w:headerReference w:type="default" r:id="rId9"/>
           <w:footerReference w:type="default" r:id="rId10"/>
+          <w:footnotePr>
+            <w:numRestart w:val="eachSect"/>
+          </w:footnotePr>
+          <w:type w:val="continuous"/>
+          <w:pgSz w:w="12240" w:h="15840" w:code="1"/>
+          <w:pgMar w:top="1440" w:right="1440" w:bottom="1440" w:left="1440" w:header="504" w:footer="504" w:gutter="0"/>
+          <w:cols w:space="708"/>
+          <w:titlePg/>
+          <w:docGrid w:linePitch="360"/>
+        </w:sectPr>
+      </w:pPr>
+    </w:p>
+    <w:p>
+      <w:r/>
+    </w:p>
+    <w:p>
+      <w:pPr>
+        <w:pStyle w:val="Heading2"/>
+      </w:pPr>
+      <w:r>
+        <w:t>DEU</w:t>
+      </w:r>
+      <w:r/>
+    </w:p>
+    <w:p>
+      <w:r/>
+      <w:r>
+        <w:rPr>
+          <w:i/>
+        </w:rPr>
+        <w:t>Deuteronômio 1.1, Deuteronômio 1.1–5, Deuteronômio 1.2, Deuteronômio 1.4, Deuteronômio 1.6–4.40, Deuteronômio 1.7, Deuteronômio 1.8, Deuteronômio 1.9–18, Deuteronômio 1.10, Deuteronômio 1.13, Deuteronômio 1.15, Deuteronômio 1.16–17, Deuteronômio 1.19, Deuteronômio 1.19–25, Deuteronômio 1.24–25, Deuteronômio 1.26–46, Deuteronômio 1.28, Deuteronômio 1.30, Deuteronômio 1.31, Deuteronômio 1.33, Deuteronômio 1.36, Deuteronômio 1.37, Deuteronômio 1.44, Deuteronômio 2.1, Deuteronômio 2.2–25, Deuteronômio 2.5, Deuteronômio 2.8, Deuteronômio 2.9, Deuteronômio 2.10, Deuteronômio 2.11, Deuteronômio 2.12, Deuteronômio 2.13, Deuteronômio 2.19, Deuteronômio 2.20–21, Deuteronômio 2.23, Deuteronômio 2.24, Deuteronômio 2.26, Deuteronômio 2.26–37, Deuteronômio 2.30, Deuteronômio 2.34, Deuteronômio 2.36, Deuteronômio 2.37, Deuteronômio 3.1–11, Deuteronômio 3.4, Deuteronômio 3.8, Deuteronômio 3.9, Deuteronômio 3.11, Deuteronômio 3.12, Deuteronômio 3.12–20, Deuteronômio 3.13, Deuteronômio 3.14, Deuteronômio 3.15, Deuteronômio 3.17, Deuteronômio 3.21, Deuteronômio 3.21–29, Deuteronômio 3.24, Deuteronômio 3.29, Deuteronômio 4.1, Deuteronômio 4.1–40, Deuteronômio 4.3, Deuteronômio 4.6, Deuteronômio 4.8, Deuteronômio 4.11, Deuteronômio 4.13, Deuteronômio 4.15, Deuteronômio 4.16, Deuteronômio 4.19, Deuteronômio 4.20, Deuteronômio 4.24, Deuteronômio 4.26, Deuteronômio 4.27, Deuteronômio 4.30, Deuteronômio 4.34, Deuteronômio 4.36, Deuteronômio 4.39, Deuteronômio 4.40, Deuteronômio 4.41–43, Deuteronômio 4.41–49, Deuteronômio 4.43, Deuteronômio 4.44, Deuteronômio 4.48, Deuteronômio 4.49, Deuteronômio 5.1, Deuteronômio 5.1–32, Deuteronômio 5.1–26.19, Deuteronômio 5.9, Deuteronômio 5.10, Deuteronômio 5.11, Deuteronômio 5.12, Deuteronômio 5.15, Deuteronômio 5.16, Deuteronômio 5.16–20, Deuteronômio 5.17, Deuteronômio 5.18, Deuteronômio 5.21, Deuteronômio 5.33, Deuteronômio 6.1, Deuteronômio 6.1–25, Deuteronômio 6.2, Deuteronômio 6.3, Deuteronômio 6.4, Deuteronômio 6.4–5, Deuteronômio 6.5, Deuteronômio 6.7, Deuteronômio 6.8, Deuteronômio 6.9, Deuteronômio 6.13, Deuteronômio 6.16, Deuteronômio 6.21, Deuteronômio 6.22, Deuteronômio 6.25, Deuteronômio 7.1, Deuteronômio 7.1–26, Deuteronômio 7.5, Deuteronômio 7.6, Deuteronômio 7.9, Deuteronômio 7.12, Deuteronômio 7.15, Deuteronômio 7.19, Deuteronômio 7.20, Deuteronômio 7.21, Deuteronômio 7.24, Deuteronômio 7.25–26, Deuteronômio 7.26, Deuteronômio 8.1–20, Deuteronômio 8.2, Deuteronômio 8.3, Deuteronômio 8.9, Deuteronômio 8.15, Deuteronômio 8.18, Deuteronômio 9.1, Deuteronômio 9.3, Deuteronômio 9.5, Deuteronômio 9.6, Deuteronômio 9.9, Deuteronômio 9.10, Deuteronômio 9.12, Deuteronômio 9.14, Deuteronômio 9.16, Deuteronômio 9.22, Deuteronômio 9.23, Deuteronômio 9.26, Deuteronômio 9.27, Deuteronômio 10.1, Deuteronômio 10.3, Deuteronômio 10.5, Deuteronômio 10.12–13, Deuteronômio 10.16, Deuteronômio 10.17, Deuteronômio 10.18, Deuteronômio 11.4, Deuteronômio 11.6, Deuteronômio 11.8–32, Deuteronômio 11.12, Deuteronômio 11.24, Deuteronômio 11.26, Deuteronômio 11.29, Deuteronômio 11.30, Deuteronômio 12.1–26.15, Deuteronômio 12.2, Deuteronômio 12.3, Deuteronômio 12.5, Deuteronômio 12.6, Deuteronômio 12.8, Deuteronômio 12.12, Deuteronômio 12.15, Deuteronômio 12.16, Deuteronômio 12.18, Deuteronômio 12.21, Deuteronômio 12.23, Deuteronômio 12.27, Deuteronômio 12.31, Deuteronômio 13.1, Deuteronômio 13.1–18, Deuteronômio 13.5, Deuteronômio 13.6, Deuteronômio 13.9, Deuteronômio 13.13, Deuteronômio 13.14, Deuteronômio 13.16, Deuteronômio 14.1, Deuteronômio 14.1–21, Deuteronômio 14.2, Deuteronômio 14.6, Deuteronômio 14.7, Deuteronômio 14.8, Deuteronômio 14.11–18, Deuteronômio 14.19–20, Deuteronômio 14.21, Deuteronômio 14.22–27, Deuteronômio 14.23, Deuteronômio 14.26, Deuteronômio 14.27, Deuteronômio 14.28, Deuteronômio 15.1, Deuteronômio 15.1–23, Deuteronômio 15.2, Deuteronômio 15.4, Deuteronômio 15.6, Deuteronômio 15.11, Deuteronômio 15.12, Deuteronômio 15.16, Deuteronômio 15.17, Deuteronômio 15.18, Deuteronômio 15.19, Deuteronômio 15.21, Deuteronômio 15.23, Deuteronômio 16.1–8, Deuteronômio 16.2, Deuteronômio 16.3, Deuteronômio 16.10, Deuteronômio 16.13–17, Deuteronômio 16.16, Deuteronômio 16.18, Deuteronômio 16.18–17.13, Deuteronômio 16.19, Deuteronômio 16.21–22, Deuteronômio 17.1, Deuteronômio 17.3, Deuteronômio 17.4, Deuteronômio 17.5, Deuteronômio 17.7, Deuteronômio 17.8, Deuteronômio 17.9, Deuteronômio 17.11, Deuteronômio 17.12, Deuteronômio 17.15, Deuteronômio 17.16, Deuteronômio 17.17, Deuteronômio 17.18, Deuteronômio 18.1, Deuteronômio 18.2, Deuteronômio 18.3, Deuteronômio 18.8, Deuteronômio 18.10, Deuteronômio 18.11, Deuteronômio 18.15, Deuteronômio 18.18, Deuteronômio 18.19, Deuteronômio 18.22, Deuteronômio 19.1–13, Deuteronômio 19.2, Deuteronômio 19.4, Deuteronômio 19.6, Deuteronômio 19.9, Deuteronômio 19.11, Deuteronômio 19.13, Deuteronômio 19.15, Deuteronômio 19.21, Deuteronômio 20.4, Deuteronômio 20.7, Deuteronômio 20.10–15, Deuteronômio 20.11, Deuteronômio 20.15, Deuteronômio 20.19, Deuteronômio 20.20, Deuteronômio 21.1, Deuteronômio 21.1–9, Deuteronômio 21.3–8, Deuteronômio 21.4, Deuteronômio 21.6, Deuteronômio 21.12, Deuteronômio 21.13, Deuteronômio 21.14, Deuteronômio 21.15–17, Deuteronômio 21.20, Deuteronômio 21.22, Deuteronômio 21.23, Deuteronômio 22.1, Deuteronômio 22.5, Deuteronômio 22.9, Deuteronômio 22.10, Deuteronômio 22.11, Deuteronômio 22.12, Deuteronômio 22.14, Deuteronômio 22.15, Deuteronômio 22.17, Deuteronômio 22.19, Deuteronômio 22.21, Deuteronômio 22.24, Deuteronômio 22.29, Deuteronômio 22.30, Deuteronômio 23.1, Deuteronômio 23.3, Deuteronômio 23.4, Deuteronômio 23.7, Deuteronômio 23.8, Deuteronômio 23.10, Deuteronômio 23.12, Deuteronômio 23.13, Deuteronômio 23.14, Deuteronômio 23.17, Deuteronômio 23.18, Deuteronômio 23.19–20, Deuteronômio 23.24, Deuteronômio 24.1, Deuteronômio 24.4, Deuteronômio 24.6, Deuteronômio 24.8, Deuteronômio 24.11, Deuteronômio 24.13, Deuteronômio 24.17, Deuteronômio 25.3, Deuteronômio 25.4, Deuteronômio 25.5, Deuteronômio 25.9, Deuteronômio 25.10, Deuteronômio 25.11–12, Deuteronômio 25.13–14, Deuteronômio 25.17, Deuteronômio 25.19, Deuteronômio 26.1–15, Deuteronômio 26.5, Deuteronômio 26.11, Deuteronômio 26.12, Deuteronômio 26.13, Deuteronômio 26.14, Deuteronômio 26.16, Deuteronômio 26.16–19, Deuteronômio 27.3, Deuteronômio 27.4, Deuteronômio 27.5, Deuteronômio 27.7, Deuteronômio 27.9, Deuteronômio 27.12–26, Deuteronômio 27.13, Deuteronômio 27.14, Deuteronômio 27.15, Deuteronômio 27.16, Deuteronômio 27.17, Deuteronômio 27.18, Deuteronômio 27.19, Deuteronômio 27.20, Deuteronômio 27.22, Deuteronômio 28.1–68, Deuteronômio 28.5, Deuteronômio 28.7, Deuteronômio 28.10, Deuteronômio 28.12, Deuteronômio 28.13, Deuteronômio 28.17, Deuteronômio 28.21, Deuteronômio 28.22, Deuteronômio 28.23, Deuteronômio 28.24, Deuteronômio 28.25, Deuteronômio 28.27, Deuteronômio 28.36, Deuteronômio 28.43, Deuteronômio 28.44, Deuteronômio 28.46, Deuteronômio 28.48, Deuteronômio 28.49, Deuteronômio 28.50, Deuteronômio 28.54, Deuteronômio 28.56, Deuteronômio 28.57, Deuteronômio 28.58, Deuteronômio 28.60, Deuteronômio 28.64, Deuteronômio 28.68, Deuteronômio 29.1, Deuteronômio 29.2–30.20, Deuteronômio 29.6, Deuteronômio 29.7, Deuteronômio 29.8, Deuteronômio 29.11, Deuteronômio 29.12, Deuteronômio 29.15, Deuteronômio 29.17, Deuteronômio 29.18, Deuteronômio 29.19, Deuteronômio 29.20, Deuteronômio 29.21, Deuteronômio 29.23, Deuteronômio 29.25–28, Deuteronômio 29.27, Deuteronômio 29.29, Deuteronômio 30.1, Deuteronômio 30.1–10, Deuteronômio 30.2–3, Deuteronômio 30.6, Deuteronômio 30.11, Deuteronômio 30.11–20, Deuteronômio 30.12, Deuteronômio 30.13, Deuteronômio 30.14, Deuteronômio 30.16, Deuteronômio 30.19, Deuteronômio 30.20, Deuteronômio 31.1, Deuteronômio 31.1–8, Deuteronômio 31.1–29, Deuteronômio 31.3, Deuteronômio 31.4, Deuteronômio 31.6, Deuteronômio 31.9, Deuteronômio 31.9–13, Deuteronômio 31.10, Deuteronômio 31.12, Deuteronômio 31.14, Deuteronômio 31.15, Deuteronômio 31.18, Deuteronômio 31.19–22, Deuteronômio 31.20, Deuteronômio 31.22, Deuteronômio 31.23, Deuteronômio 31.26, Deuteronômio 31.30–32.47, Deuteronômio 32.1, Deuteronômio 32.2, Deuteronômio 32.4, Deuteronômio 32.7, Deuteronômio 32.8, Deuteronômio 32.9, Deuteronômio 32.14, Deuteronômio 32.15, Deuteronômio 32.16, Deuteronômio 32.17, Deuteronômio 32.18, Deuteronômio 32.20, Deuteronômio 32.21, Deuteronômio 32.22, Deuteronômio 32.27, Deuteronômio 32.29, Deuteronômio 32.30, Deuteronômio 32.31, Deuteronômio 32.32, Deuteronômio 32.34, Deuteronômio 32.36, Deuteronômio 32.37, Deuteronômio 32.38, Deuteronômio 32.40, Deuteronômio 32.42, Deuteronômio 32.47, Deuteronômio 32.49, Deuteronômio 32.50, Deuteronômio 32.51, Deuteronômio 33.1–29, Deuteronômio 33.2, Deuteronômio 33.3, Deuteronômio 33.4, Deuteronômio 33.6, Deuteronômio 33.7, Deuteronômio 33.8, Deuteronômio 33.9, Deuteronômio 33.10, Deuteronômio 33.12, Deuteronômio 33.13–17, Deuteronômio 33.16, Deuteronômio 33.17, Deuteronômio 33.18, Deuteronômio 33.19, Deuteronômio 33.20, Deuteronômio 33.21, Deuteronômio 33.22, Deuteronômio 33.23, Deuteronômio 33.24, Deuteronômio 33.26, Deuteronômio 33.27, Deuteronômio 33.29, Deuteronômio 34.1, Deuteronômio 34.1–12, Deuteronômio 34.2, Deuteronômio 34.3, Deuteronômio 34.6, Deuteronômio 34.7, Deuteronômio 34.9, Deuteronômio 34.10, Deuteronômio 34.12</w:t>
+      </w:r>
+      <w:r/>
+    </w:p>
+    <w:p>
+      <w:r/>
+      <w:r>
+        <w:t xml:space="preserve"> </w:t>
+      </w:r>
+      <w:r/>
+      <w:r/>
+    </w:p>
+    <w:p>
+      <w:pPr>
+        <w:sectPr>
           <w:footnotePr>
             <w:numRestart w:val="eachSect"/>
           </w:footnotePr>

--- a/por/docx/05.content.docx
+++ b/por/docx/05.content.docx
@@ -163,13 +163,6 @@
         <w:rPr>
           <w:lang w:val="pt_PT" w:bidi="pt_PT"/>
         </w:rPr>
-      </w:r>
-      <w:r>
-        <w:rPr>
-          <w:i/>
-          <w:lang w:val="pt_PT" w:bidi="pt_PT"/>
-        </w:rPr>
-        <w:t>Deuteronômio 1.1, Deuteronômio 1.1–5, Deuteronômio 1.2, Deuteronômio 1.4, Deuteronômio 1.6–4.40, Deuteronômio 1.7, Deuteronômio 1.8, Deuteronômio 1.9–18, Deuteronômio 1.10, Deuteronômio 1.13, Deuteronômio 1.15, Deuteronômio 1.16–17, Deuteronômio 1.19, Deuteronômio 1.19–25, Deuteronômio 1.24–25, Deuteronômio 1.26–46, Deuteronômio 1.28, Deuteronômio 1.30, Deuteronômio 1.31, Deuteronômio 1.33, Deuteronômio 1.36, Deuteronômio 1.37, Deuteronômio 1.44, Deuteronômio 2.1, Deuteronômio 2.2–25, Deuteronômio 2.5, Deuteronômio 2.8, Deuteronômio 2.9, Deuteronômio 2.10, Deuteronômio 2.11, Deuteronômio 2.12, Deuteronômio 2.13, Deuteronômio 2.19, Deuteronômio 2.20–21, Deuteronômio 2.23, Deuteronômio 2.24, Deuteronômio 2.26, Deuteronômio 2.26–37, Deuteronômio 2.30, Deuteronômio 2.34, Deuteronômio 2.36, Deuteronômio 2.37, Deuteronômio 3.1–11, Deuteronômio 3.4, Deuteronômio 3.8, Deuteronômio 3.9, Deuteronômio 3.11, Deuteronômio 3.12, Deuteronômio 3.12–20, Deuteronômio 3.13, Deuteronômio 3.14, Deuteronômio 3.15, Deuteronômio 3.17, Deuteronômio 3.21, Deuteronômio 3.21–29, Deuteronômio 3.24, Deuteronômio 3.29, Deuteronômio 4.1, Deuteronômio 4.1–40, Deuteronômio 4.3, Deuteronômio 4.6, Deuteronômio 4.8, Deuteronômio 4.11, Deuteronômio 4.13, Deuteronômio 4.15, Deuteronômio 4.16, Deuteronômio 4.19, Deuteronômio 4.20, Deuteronômio 4.24, Deuteronômio 4.26, Deuteronômio 4.27, Deuteronômio 4.30, Deuteronômio 4.34, Deuteronômio 4.36, Deuteronômio 4.39, Deuteronômio 4.40, Deuteronômio 4.41–43, Deuteronômio 4.41–49, Deuteronômio 4.43, Deuteronômio 4.44, Deuteronômio 4.48, Deuteronômio 4.49, Deuteronômio 5.1, Deuteronômio 5.1–32, Deuteronômio 5.1–26.19, Deuteronômio 5.9, Deuteronômio 5.10, Deuteronômio 5.11, Deuteronômio 5.12, Deuteronômio 5.15, Deuteronômio 5.16, Deuteronômio 5.16–20, Deuteronômio 5.17, Deuteronômio 5.18, Deuteronômio 5.21, Deuteronômio 5.33, Deuteronômio 6.1, Deuteronômio 6.1–25, Deuteronômio 6.2, Deuteronômio 6.3, Deuteronômio 6.4, Deuteronômio 6.4–5, Deuteronômio 6.5, Deuteronômio 6.7, Deuteronômio 6.8, Deuteronômio 6.9, Deuteronômio 6.13, Deuteronômio 6.16, Deuteronômio 6.21, Deuteronômio 6.22, Deuteronômio 6.25, Deuteronômio 7.1, Deuteronômio 7.1–26, Deuteronômio 7.5, Deuteronômio 7.6, Deuteronômio 7.9, Deuteronômio 7.12, Deuteronômio 7.15, Deuteronômio 7.19, Deuteronômio 7.20, Deuteronômio 7.21, Deuteronômio 7.24, Deuteronômio 7.25–26, Deuteronômio 7.26, Deuteronômio 8.1–20, Deuteronômio 8.2, Deuteronômio 8.3, Deuteronômio 8.9, Deuteronômio 8.15, Deuteronômio 8.18, Deuteronômio 9.1, Deuteronômio 9.3, Deuteronômio 9.5, Deuteronômio 9.6, Deuteronômio 9.9, Deuteronômio 9.10, Deuteronômio 9.12, Deuteronômio 9.14, Deuteronômio 9.16, Deuteronômio 9.22, Deuteronômio 9.23, Deuteronômio 9.26, Deuteronômio 9.27, Deuteronômio 10.1, Deuteronômio 10.3, Deuteronômio 10.5, Deuteronômio 10.12–13, Deuteronômio 10.16, Deuteronômio 10.17, Deuteronômio 10.18, Deuteronômio 11.4, Deuteronômio 11.6, Deuteronômio 11.8–32, Deuteronômio 11.12, Deuteronômio 11.24, Deuteronômio 11.26, Deuteronômio 11.29, Deuteronômio 11.30, Deuteronômio 12.1–26.15, Deuteronômio 12.2, Deuteronômio 12.3, Deuteronômio 12.5, Deuteronômio 12.6, Deuteronômio 12.8, Deuteronômio 12.12, Deuteronômio 12.15, Deuteronômio 12.16, Deuteronômio 12.18, Deuteronômio 12.21, Deuteronômio 12.23, Deuteronômio 12.27, Deuteronômio 12.31, Deuteronômio 13.1, Deuteronômio 13.1–18, Deuteronômio 13.5, Deuteronômio 13.6, Deuteronômio 13.9, Deuteronômio 13.13, Deuteronômio 13.14, Deuteronômio 13.16, Deuteronômio 14.1, Deuteronômio 14.1–21, Deuteronômio 14.2, Deuteronômio 14.6, Deuteronômio 14.7, Deuteronômio 14.8, Deuteronômio 14.11–18, Deuteronômio 14.19–20, Deuteronômio 14.21, Deuteronômio 14.22–27, Deuteronômio 14.23, Deuteronômio 14.26, Deuteronômio 14.27, Deuteronômio 14.28, Deuteronômio 15.1, Deuteronômio 15.1–23, Deuteronômio 15.2, Deuteronômio 15.4, Deuteronômio 15.6, Deuteronômio 15.11, Deuteronômio 15.12, Deuteronômio 15.16, Deuteronômio 15.17, Deuteronômio 15.18, Deuteronômio 15.19, Deuteronômio 15.21, Deuteronômio 15.23, Deuteronômio 16.1–8, Deuteronômio 16.2, Deuteronômio 16.3, Deuteronômio 16.10, Deuteronômio 16.13–17, Deuteronômio 16.16, Deuteronômio 16.18, Deuteronômio 16.18–17.13, Deuteronômio 16.19, Deuteronômio 16.21–22, Deuteronômio 17.1, Deuteronômio 17.3, Deuteronômio 17.4, Deuteronômio 17.5, Deuteronômio 17.7, Deuteronômio 17.8, Deuteronômio 17.9, Deuteronômio 17.11, Deuteronômio 17.12, Deuteronômio 17.15, Deuteronômio 17.16, Deuteronômio 17.17, Deuteronômio 17.18, Deuteronômio 18.1, Deuteronômio 18.2, Deuteronômio 18.3, Deuteronômio 18.8, Deuteronômio 18.10, Deuteronômio 18.11, Deuteronômio 18.15, Deuteronômio 18.18, Deuteronômio 18.19, Deuteronômio 18.22, Deuteronômio 19.1–13, Deuteronômio 19.2, Deuteronômio 19.4, Deuteronômio 19.6, Deuteronômio 19.9, Deuteronômio 19.11, Deuteronômio 19.13, Deuteronômio 19.15, Deuteronômio 19.21, Deuteronômio 20.4, Deuteronômio 20.7, Deuteronômio 20.10–15, Deuteronômio 20.11, Deuteronômio 20.15, Deuteronômio 20.19, Deuteronômio 20.20, Deuteronômio 21.1, Deuteronômio 21.1–9, Deuteronômio 21.3–8, Deuteronômio 21.4, Deuteronômio 21.6, Deuteronômio 21.12, Deuteronômio 21.13, Deuteronômio 21.14, Deuteronômio 21.15–17, Deuteronômio 21.20, Deuteronômio 21.22, Deuteronômio 21.23, Deuteronômio 22.1, Deuteronômio 22.5, Deuteronômio 22.9, Deuteronômio 22.10, Deuteronômio 22.11, Deuteronômio 22.12, Deuteronômio 22.14, Deuteronômio 22.15, Deuteronômio 22.17, Deuteronômio 22.19, Deuteronômio 22.21, Deuteronômio 22.24, Deuteronômio 22.29, Deuteronômio 22.30, Deuteronômio 23.1, Deuteronômio 23.3, Deuteronômio 23.4, Deuteronômio 23.7, Deuteronômio 23.8, Deuteronômio 23.10, Deuteronômio 23.12, Deuteronômio 23.13, Deuteronômio 23.14, Deuteronômio 23.17, Deuteronômio 23.18, Deuteronômio 23.19–20, Deuteronômio 23.24, Deuteronômio 24.1, Deuteronômio 24.4, Deuteronômio 24.6, Deuteronômio 24.8, Deuteronômio 24.11, Deuteronômio 24.13, Deuteronômio 24.17, Deuteronômio 25.3, Deuteronômio 25.4, Deuteronômio 25.5, Deuteronômio 25.9, Deuteronômio 25.10, Deuteronômio 25.11–12, Deuteronômio 25.13–14, Deuteronômio 25.17, Deuteronômio 25.19, Deuteronômio 26.1–15, Deuteronômio 26.5, Deuteronômio 26.11, Deuteronômio 26.12, Deuteronômio 26.13, Deuteronômio 26.14, Deuteronômio 26.16, Deuteronômio 26.16–19, Deuteronômio 27.3, Deuteronômio 27.4, Deuteronômio 27.5, Deuteronômio 27.7, Deuteronômio 27.9, Deuteronômio 27.12–26, Deuteronômio 27.13, Deuteronômio 27.14, Deuteronômio 27.15, Deuteronômio 27.16, Deuteronômio 27.17, Deuteronômio 27.18, Deuteronômio 27.19, Deuteronômio 27.20, Deuteronômio 27.22, Deuteronômio 28.1–68, Deuteronômio 28.5, Deuteronômio 28.7, Deuteronômio 28.10, Deuteronômio 28.12, Deuteronômio 28.13, Deuteronômio 28.17, Deuteronômio 28.21, Deuteronômio 28.22, Deuteronômio 28.23, Deuteronômio 28.24, Deuteronômio 28.25, Deuteronômio 28.27, Deuteronômio 28.36, Deuteronômio 28.43, Deuteronômio 28.44, Deuteronômio 28.46, Deuteronômio 28.48, Deuteronômio 28.49, Deuteronômio 28.50, Deuteronômio 28.54, Deuteronômio 28.56, Deuteronômio 28.57, Deuteronômio 28.58, Deuteronômio 28.60, Deuteronômio 28.64, Deuteronômio 28.68, Deuteronômio 29.1, Deuteronômio 29.2–30.20, Deuteronômio 29.6, Deuteronômio 29.7, Deuteronômio 29.8, Deuteronômio 29.11, Deuteronômio 29.12, Deuteronômio 29.15, Deuteronômio 29.17, Deuteronômio 29.18, Deuteronômio 29.19, Deuteronômio 29.20, Deuteronômio 29.21, Deuteronômio 29.23, Deuteronômio 29.25–28, Deuteronômio 29.27, Deuteronômio 29.29, Deuteronômio 30.1, Deuteronômio 30.1–10, Deuteronômio 30.2–3, Deuteronômio 30.6, Deuteronômio 30.11, Deuteronômio 30.11–20, Deuteronômio 30.12, Deuteronômio 30.13, Deuteronômio 30.14, Deuteronômio 30.16, Deuteronômio 30.19, Deuteronômio 30.20, Deuteronômio 31.1, Deuteronômio 31.1–8, Deuteronômio 31.1–29, Deuteronômio 31.3, Deuteronômio 31.4, Deuteronômio 31.6, Deuteronômio 31.9, Deuteronômio 31.9–13, Deuteronômio 31.10, Deuteronômio 31.12, Deuteronômio 31.14, Deuteronômio 31.15, Deuteronômio 31.18, Deuteronômio 31.19–22, Deuteronômio 31.20, Deuteronômio 31.22, Deuteronômio 31.23, Deuteronômio 31.26, Deuteronômio 31.30–32.47, Deuteronômio 32.1, Deuteronômio 32.2, Deuteronômio 32.4, Deuteronômio 32.7, Deuteronômio 32.8, Deuteronômio 32.9, Deuteronômio 32.14, Deuteronômio 32.15, Deuteronômio 32.16, Deuteronômio 32.17, Deuteronômio 32.18, Deuteronômio 32.20, Deuteronômio 32.21, Deuteronômio 32.22, Deuteronômio 32.27, Deuteronômio 32.29, Deuteronômio 32.30, Deuteronômio 32.31, Deuteronômio 32.32, Deuteronômio 32.34, Deuteronômio 32.36, Deuteronômio 32.37, Deuteronômio 32.38, Deuteronômio 32.40, Deuteronômio 32.42, Deuteronômio 32.47, Deuteronômio 32.49, Deuteronômio 32.50, Deuteronômio 32.51, Deuteronômio 33.1–29, Deuteronômio 33.2, Deuteronômio 33.3, Deuteronômio 33.4, Deuteronômio 33.6, Deuteronômio 33.7, Deuteronômio 33.8, Deuteronômio 33.9, Deuteronômio 33.10, Deuteronômio 33.12, Deuteronômio 33.13–17, Deuteronômio 33.16, Deuteronômio 33.17, Deuteronômio 33.18, Deuteronômio 33.19, Deuteronômio 33.20, Deuteronômio 33.21, Deuteronômio 33.22, Deuteronômio 33.23, Deuteronômio 33.24, Deuteronômio 33.26, Deuteronômio 33.27, Deuteronômio 33.29, Deuteronômio 34.1, Deuteronômio 34.1–12, Deuteronômio 34.2, Deuteronômio 34.3, Deuteronômio 34.6, Deuteronômio 34.7, Deuteronômio 34.9, Deuteronômio 34.10, Deuteronômio 34.12</w:t>
       </w:r>
       <w:r>
         <w:rPr>

--- a/por/docx/05.content.docx
+++ b/por/docx/05.content.docx
@@ -150,19 +150,6 @@
           <w:lang w:val="pt_PT" w:bidi="pt_PT"/>
         </w:rPr>
         <w:t>DEU</w:t>
-      </w:r>
-      <w:r>
-        <w:rPr>
-          <w:lang w:val="pt_PT" w:bidi="pt_PT"/>
-        </w:rPr>
-      </w:r>
-    </w:p>
-    <w:p>
-      <w:pPr/>
-      <w:r>
-        <w:rPr>
-          <w:lang w:val="pt_PT" w:bidi="pt_PT"/>
-        </w:rPr>
       </w:r>
       <w:r>
         <w:rPr>

--- a/por/docx/05.content.docx
+++ b/por/docx/05.content.docx
@@ -19,7 +19,7 @@
         <w:rPr>
           <w:lang w:val="pt_PT" w:bidi="pt_PT"/>
         </w:rPr>
-        <w:t>Resource: Notas de Estudo (Tyndale)</w:t>
+        <w:t>Resource: Tyndale Open Study Notes</w:t>
       </w:r>
       <w:r>
         <w:rPr>
@@ -112,7 +112,7 @@
         <w:rPr>
           <w:lang w:val="pt_PT" w:bidi="pt_PT"/>
         </w:rPr>
-        <w:t>Notas de Estudo (Tyndale)</w:t>
+        <w:t>Tyndale Open Study Notes</w:t>
       </w:r>
     </w:p>
     <w:p>

--- a/por/docx/05.content.docx
+++ b/por/docx/05.content.docx
@@ -19,7 +19,7 @@
         <w:rPr>
           <w:lang w:val="pt_PT" w:bidi="pt_PT"/>
         </w:rPr>
-        <w:t>Resource: Tyndale Open Study Notes</w:t>
+        <w:t>Resource: Aquifer Open Study Notes</w:t>
       </w:r>
       <w:r>
         <w:rPr>
@@ -112,7 +112,7 @@
         <w:rPr>
           <w:lang w:val="pt_PT" w:bidi="pt_PT"/>
         </w:rPr>
-        <w:t>Tyndale Open Study Notes</w:t>
+        <w:t>Aquifer Open Study Notes</w:t>
       </w:r>
     </w:p>
     <w:p>
